--- a/АиКМС/прак_3/АиКМС_ИКБО-20-23_Кузнецов.Л.А_практика3.docx
+++ b/АиКМС/прак_3/АиКМС_ИКБО-20-23_Кузнецов.Л.А_практика3.docx
@@ -1117,9 +1117,18 @@
                 <w:u w:val="none"/>
               </w:rPr>
               <w:tab/>
-              <w:t>2</w:t>
             </w:r>
           </w:hyperlink>
+          <w:r>
+            <w:rPr>
+              <w:rStyle w:val="ab"/>
+              <w:rFonts w:cs="Times New Roman"/>
+              <w:color w:val="auto"/>
+              <w:szCs w:val="28"/>
+              <w:u w:val="none"/>
+            </w:rPr>
+            <w:t>3</w:t>
+          </w:r>
         </w:p>
         <w:p>
           <w:pPr>
@@ -1152,9 +1161,18 @@
                 <w:u w:val="none"/>
               </w:rPr>
               <w:tab/>
-              <w:t>2</w:t>
             </w:r>
           </w:hyperlink>
+          <w:r>
+            <w:rPr>
+              <w:rStyle w:val="ab"/>
+              <w:rFonts w:cs="Times New Roman"/>
+              <w:color w:val="auto"/>
+              <w:szCs w:val="28"/>
+              <w:u w:val="none"/>
+            </w:rPr>
+            <w:t>3</w:t>
+          </w:r>
         </w:p>
         <w:p>
           <w:pPr>
@@ -1188,9 +1206,18 @@
                 <w:u w:val="none"/>
               </w:rPr>
               <w:tab/>
-              <w:t>3</w:t>
             </w:r>
           </w:hyperlink>
+          <w:r>
+            <w:rPr>
+              <w:rStyle w:val="ab"/>
+              <w:rFonts w:cs="Times New Roman"/>
+              <w:color w:val="auto"/>
+              <w:szCs w:val="28"/>
+              <w:u w:val="none"/>
+            </w:rPr>
+            <w:t>4</w:t>
+          </w:r>
         </w:p>
         <w:p>
           <w:pPr>
@@ -1219,6 +1246,9 @@
         <w:lastRenderedPageBreak/>
         <w:t>постановка задачи</w:t>
       </w:r>
+      <w:r>
+        <w:t xml:space="preserve"> </w:t>
+      </w:r>
     </w:p>
     <w:p>
       <w:r>
@@ -1288,13 +1318,7 @@
         <w:t>модель системы согласно персональному варианту (рисунок 1).</w:t>
       </w:r>
     </w:p>
-    <w:p>
-      <w:pPr>
-        <w:rPr>
-          <w:lang w:val="en-US"/>
-        </w:rPr>
-      </w:pPr>
-    </w:p>
+    <w:p/>
     <w:p>
       <w:pPr>
         <w:spacing w:line="240" w:lineRule="auto"/>
@@ -1302,9 +1326,9 @@
       </w:pPr>
       <w:r>
         <w:drawing>
-          <wp:inline distT="0" distB="0" distL="0" distR="0" wp14:anchorId="3D595516" wp14:editId="6BD74010">
-            <wp:extent cx="5173506" cy="5617028"/>
-            <wp:effectExtent l="0" t="0" r="8255" b="3175"/>
+          <wp:inline distT="0" distB="0" distL="0" distR="0" wp14:anchorId="0CB6B17D" wp14:editId="74C1277E">
+            <wp:extent cx="5142015" cy="5516880"/>
+            <wp:effectExtent l="0" t="0" r="1905" b="7620"/>
             <wp:docPr id="1" name="Рисунок 1"/>
             <wp:cNvGraphicFramePr>
               <a:graphicFrameLocks xmlns:a="http://schemas.openxmlformats.org/drawingml/2006/main" noChangeAspect="1"/>
@@ -1325,7 +1349,7 @@
                   <pic:spPr>
                     <a:xfrm>
                       <a:off x="0" y="0"/>
-                      <a:ext cx="5181462" cy="5625666"/>
+                      <a:ext cx="5150269" cy="5525735"/>
                     </a:xfrm>
                     <a:prstGeom prst="rect">
                       <a:avLst/>
@@ -1356,17 +1380,20 @@
         <w:t>-</w:t>
       </w:r>
       <w:r>
-        <w:t>модель системы согласно персональному варианту</w:t>
-      </w:r>
-      <w:bookmarkStart w:id="2" w:name="_GoBack"/>
+        <w:t xml:space="preserve">модель системы согласно персональному </w:t>
+      </w:r>
+      <w:proofErr w:type="gramStart"/>
+      <w:r>
+        <w:t>варианту</w:t>
+      </w:r>
+      <w:proofErr w:type="gramEnd"/>
+    </w:p>
+    <w:p>
+      <w:pPr>
+        <w:pStyle w:val="1"/>
+      </w:pPr>
+      <w:bookmarkStart w:id="2" w:name="_вывод"/>
       <w:bookmarkEnd w:id="2"/>
-    </w:p>
-    <w:p>
-      <w:pPr>
-        <w:pStyle w:val="1"/>
-      </w:pPr>
-      <w:bookmarkStart w:id="3" w:name="_вывод"/>
-      <w:bookmarkEnd w:id="3"/>
       <w:r>
         <w:lastRenderedPageBreak/>
         <w:t>вывод</w:t>
@@ -1374,7 +1401,12 @@
     </w:p>
     <w:p>
       <w:r>
-        <w:t xml:space="preserve">В ходе рассматриваемой системы на практике ознакомились с построением </w:t>
+        <w:t>В ходе рассматриваемой системы</w:t>
+      </w:r>
+      <w:bookmarkStart w:id="3" w:name="_GoBack"/>
+      <w:bookmarkEnd w:id="3"/>
+      <w:r>
+        <w:t xml:space="preserve"> на практике ознакомились с построением </w:t>
       </w:r>
       <w:r>
         <w:rPr>
@@ -1482,7 +1514,7 @@
             <w:noProof/>
             <w:szCs w:val="28"/>
           </w:rPr>
-          <w:t>2</w:t>
+          <w:t>4</w:t>
         </w:r>
         <w:r>
           <w:rPr>
@@ -2416,7 +2448,7 @@
 </file>
 
 <file path=customXml/itemProps1.xml><?xml version="1.0" encoding="utf-8"?>
-<ds:datastoreItem xmlns:ds="http://schemas.openxmlformats.org/officeDocument/2006/customXml" ds:itemID="{311B0101-2F3F-4140-B49E-F7BA2D3025E9}">
+<ds:datastoreItem xmlns:ds="http://schemas.openxmlformats.org/officeDocument/2006/customXml" ds:itemID="{6B1825B3-F8A7-4489-9D8D-85218BC19ED0}">
   <ds:schemaRefs>
     <ds:schemaRef ds:uri="http://schemas.openxmlformats.org/officeDocument/2006/bibliography"/>
   </ds:schemaRefs>
